--- a/Docs/technical/2PP_Platform_Technical_Documentation.docx
+++ b/Docs/technical/2PP_Platform_Technical_Documentation.docx
@@ -5392,6 +5392,14 @@
       </w:pPr>
     </w:p>
     <w:p>
+      <w:pPr>
+        <w:pStyle w:val="Heading3"/>
+      </w:pPr>
+      <w:r>
+        <w:t>9.1  The device control plane</w:t>
+      </w:r>
+    </w:p>
+    <w:p>
       <w:r>
         <w:rPr>
           <w:b w:val="0"/>
@@ -5399,7 +5407,1038 @@
           <w:color w:val="222222"/>
           <w:sz w:val="21"/>
         </w:rPr>
-        <w:t xml:space="preserve">Error semantics: 401 missing or unknown token · 403 role missing, or self-approval · 404 unknown plan, model or artifact · 409 illegal lifecycle transition · 422 malformed recipe · 502 device failure. Bound violations are </w:t>
+        <w:t>Plans cover experiments. A second set of endpoints covers everything else — bringing the rig up, aligning it, diagnosing it — governed by risk tier instead of by human approval:</w:t>
+      </w:r>
+    </w:p>
+    <w:tbl>
+      <w:tblPr>
+        <w:tblStyle w:val="TableGrid"/>
+        <w:tblW w:type="auto" w:w="0"/>
+        <w:jc w:val="center"/>
+        <w:tblLayout w:type="autofit"/>
+        <w:tblLook w:firstColumn="1" w:firstRow="1" w:lastColumn="0" w:lastRow="0" w:noHBand="0" w:noVBand="1" w:val="04A0"/>
+      </w:tblPr>
+      <w:tblGrid>
+        <w:gridCol w:w="2880"/>
+        <w:gridCol w:w="2880"/>
+        <w:gridCol w:w="2880"/>
+      </w:tblGrid>
+      <w:tr>
+        <w:trPr>
+          <w:cantSplit/>
+          <w:tblHeader/>
+        </w:trPr>
+        <w:tc>
+          <w:tcPr>
+            <w:tcW w:type="dxa" w:w="2880"/>
+            <w:shd w:val="clear" w:fill="2F5A93"/>
+          </w:tcPr>
+          <w:p>
+            <w:r>
+              <w:rPr>
+                <w:b/>
+              </w:rPr>
+            </w:r>
+            <w:r>
+              <w:rPr>
+                <w:b/>
+                <w:i w:val="0"/>
+                <w:color w:val="FFFFFF"/>
+                <w:sz w:val="18"/>
+              </w:rPr>
+              <w:t>Tier</w:t>
+            </w:r>
+          </w:p>
+        </w:tc>
+        <w:tc>
+          <w:tcPr>
+            <w:tcW w:type="dxa" w:w="2880"/>
+            <w:shd w:val="clear" w:fill="2F5A93"/>
+          </w:tcPr>
+          <w:p>
+            <w:r>
+              <w:rPr>
+                <w:b/>
+              </w:rPr>
+            </w:r>
+            <w:r>
+              <w:rPr>
+                <w:b/>
+                <w:i w:val="0"/>
+                <w:color w:val="FFFFFF"/>
+                <w:sz w:val="18"/>
+              </w:rPr>
+              <w:t>Contains</w:t>
+            </w:r>
+          </w:p>
+        </w:tc>
+        <w:tc>
+          <w:tcPr>
+            <w:tcW w:type="dxa" w:w="2880"/>
+            <w:shd w:val="clear" w:fill="2F5A93"/>
+          </w:tcPr>
+          <w:p>
+            <w:r>
+              <w:rPr>
+                <w:b/>
+              </w:rPr>
+            </w:r>
+            <w:r>
+              <w:rPr>
+                <w:b/>
+                <w:i w:val="0"/>
+                <w:color w:val="FFFFFF"/>
+                <w:sz w:val="18"/>
+              </w:rPr>
+              <w:t>Gate</w:t>
+            </w:r>
+          </w:p>
+        </w:tc>
+      </w:tr>
+      <w:tr>
+        <w:trPr>
+          <w:cantSplit/>
+        </w:trPr>
+        <w:tc>
+          <w:tcPr>
+            <w:tcW w:type="dxa" w:w="2880"/>
+          </w:tcPr>
+          <w:p>
+            <w:r/>
+            <w:r>
+              <w:rPr>
+                <w:rFonts w:ascii="Consolas" w:hAnsi="Consolas"/>
+                <w:b w:val="0"/>
+                <w:i w:val="0"/>
+                <w:color w:val="1E4620"/>
+                <w:sz w:val="16"/>
+              </w:rPr>
+              <w:t>read</w:t>
+            </w:r>
+          </w:p>
+        </w:tc>
+        <w:tc>
+          <w:tcPr>
+            <w:tcW w:type="dxa" w:w="2880"/>
+          </w:tcPr>
+          <w:p>
+            <w:r/>
+            <w:r>
+              <w:rPr>
+                <w:b w:val="0"/>
+                <w:i w:val="0"/>
+                <w:color w:val="222222"/>
+                <w:sz w:val="18"/>
+              </w:rPr>
+              <w:t>status, position, snapshot, settings</w:t>
+            </w:r>
+          </w:p>
+        </w:tc>
+        <w:tc>
+          <w:tcPr>
+            <w:tcW w:type="dxa" w:w="2880"/>
+          </w:tcPr>
+          <w:p>
+            <w:r/>
+            <w:r>
+              <w:rPr>
+                <w:b w:val="0"/>
+                <w:i w:val="0"/>
+                <w:color w:val="222222"/>
+                <w:sz w:val="18"/>
+              </w:rPr>
+              <w:t>any platform role</w:t>
+            </w:r>
+          </w:p>
+        </w:tc>
+      </w:tr>
+      <w:tr>
+        <w:trPr>
+          <w:cantSplit/>
+        </w:trPr>
+        <w:tc>
+          <w:tcPr>
+            <w:tcW w:type="dxa" w:w="2880"/>
+            <w:shd w:val="clear" w:fill="F2F5FA"/>
+          </w:tcPr>
+          <w:p>
+            <w:r/>
+            <w:r>
+              <w:rPr>
+                <w:rFonts w:ascii="Consolas" w:hAnsi="Consolas"/>
+                <w:b w:val="0"/>
+                <w:i w:val="0"/>
+                <w:color w:val="1E4620"/>
+                <w:sz w:val="16"/>
+              </w:rPr>
+              <w:t>prepare</w:t>
+            </w:r>
+          </w:p>
+        </w:tc>
+        <w:tc>
+          <w:tcPr>
+            <w:tcW w:type="dxa" w:w="2880"/>
+            <w:shd w:val="clear" w:fill="F2F5FA"/>
+          </w:tcPr>
+          <w:p>
+            <w:r/>
+            <w:r>
+              <w:rPr>
+                <w:b w:val="0"/>
+                <w:i w:val="0"/>
+                <w:color w:val="222222"/>
+                <w:sz w:val="18"/>
+              </w:rPr>
+              <w:t>connect, enable_axes, set velocity/acceleration/jerk, set_power</w:t>
+            </w:r>
+          </w:p>
+        </w:tc>
+        <w:tc>
+          <w:tcPr>
+            <w:tcW w:type="dxa" w:w="2880"/>
+            <w:shd w:val="clear" w:fill="F2F5FA"/>
+          </w:tcPr>
+          <w:p>
+            <w:r/>
+            <w:r>
+              <w:rPr>
+                <w:b w:val="0"/>
+                <w:i w:val="0"/>
+                <w:color w:val="222222"/>
+                <w:sz w:val="18"/>
+              </w:rPr>
+              <w:t>operator</w:t>
+            </w:r>
+          </w:p>
+        </w:tc>
+      </w:tr>
+      <w:tr>
+        <w:trPr>
+          <w:cantSplit/>
+        </w:trPr>
+        <w:tc>
+          <w:tcPr>
+            <w:tcW w:type="dxa" w:w="2880"/>
+          </w:tcPr>
+          <w:p>
+            <w:r/>
+            <w:r>
+              <w:rPr>
+                <w:rFonts w:ascii="Consolas" w:hAnsi="Consolas"/>
+                <w:b w:val="0"/>
+                <w:i w:val="0"/>
+                <w:color w:val="1E4620"/>
+                <w:sz w:val="16"/>
+              </w:rPr>
+              <w:t>motion</w:t>
+            </w:r>
+          </w:p>
+        </w:tc>
+        <w:tc>
+          <w:tcPr>
+            <w:tcW w:type="dxa" w:w="2880"/>
+          </w:tcPr>
+          <w:p>
+            <w:r/>
+            <w:r>
+              <w:rPr>
+                <w:b w:val="0"/>
+                <w:i w:val="0"/>
+                <w:color w:val="222222"/>
+                <w:sz w:val="18"/>
+              </w:rPr>
+              <w:t>home, jog, move_relative, move_absolute, halt</w:t>
+            </w:r>
+          </w:p>
+        </w:tc>
+        <w:tc>
+          <w:tcPr>
+            <w:tcW w:type="dxa" w:w="2880"/>
+          </w:tcPr>
+          <w:p>
+            <w:r/>
+            <w:r>
+              <w:rPr>
+                <w:b w:val="0"/>
+                <w:i w:val="0"/>
+                <w:color w:val="222222"/>
+                <w:sz w:val="18"/>
+              </w:rPr>
+              <w:t>operator; bounds-checked; refused while the beam is on or a plan is running</w:t>
+            </w:r>
+          </w:p>
+        </w:tc>
+      </w:tr>
+      <w:tr>
+        <w:trPr>
+          <w:cantSplit/>
+        </w:trPr>
+        <w:tc>
+          <w:tcPr>
+            <w:tcW w:type="dxa" w:w="2880"/>
+            <w:shd w:val="clear" w:fill="F2F5FA"/>
+          </w:tcPr>
+          <w:p>
+            <w:r/>
+            <w:r>
+              <w:rPr>
+                <w:rFonts w:ascii="Consolas" w:hAnsi="Consolas"/>
+                <w:b w:val="0"/>
+                <w:i w:val="0"/>
+                <w:color w:val="1E4620"/>
+                <w:sz w:val="16"/>
+              </w:rPr>
+              <w:t>expose</w:t>
+            </w:r>
+          </w:p>
+        </w:tc>
+        <w:tc>
+          <w:tcPr>
+            <w:tcW w:type="dxa" w:w="2880"/>
+            <w:shd w:val="clear" w:fill="F2F5FA"/>
+          </w:tcPr>
+          <w:p>
+            <w:r/>
+            <w:r>
+              <w:rPr>
+                <w:b w:val="0"/>
+                <w:i w:val="0"/>
+                <w:color w:val="222222"/>
+                <w:sz w:val="18"/>
+              </w:rPr>
+              <w:t>opening the shutter</w:t>
+            </w:r>
+          </w:p>
+        </w:tc>
+        <w:tc>
+          <w:tcPr>
+            <w:tcW w:type="dxa" w:w="2880"/>
+            <w:shd w:val="clear" w:fill="F2F5FA"/>
+          </w:tcPr>
+          <w:p>
+            <w:r/>
+            <w:r>
+              <w:rPr>
+                <w:b w:val="0"/>
+                <w:i w:val="0"/>
+                <w:color w:val="222222"/>
+                <w:sz w:val="18"/>
+              </w:rPr>
+              <w:t>not reachable here — plan and approval only</w:t>
+            </w:r>
+          </w:p>
+        </w:tc>
+      </w:tr>
+    </w:tbl>
+    <w:p>
+      <w:pPr>
+        <w:spacing w:after="40"/>
+      </w:pPr>
+    </w:p>
+    <w:tbl>
+      <w:tblPr>
+        <w:tblStyle w:val="TableGrid"/>
+        <w:tblW w:type="auto" w:w="0"/>
+        <w:jc w:val="center"/>
+        <w:tblLayout w:type="autofit"/>
+        <w:tblLook w:firstColumn="1" w:firstRow="1" w:lastColumn="0" w:lastRow="0" w:noHBand="0" w:noVBand="1" w:val="04A0"/>
+      </w:tblPr>
+      <w:tblGrid>
+        <w:gridCol w:w="2880"/>
+        <w:gridCol w:w="2880"/>
+        <w:gridCol w:w="2880"/>
+      </w:tblGrid>
+      <w:tr>
+        <w:trPr>
+          <w:cantSplit/>
+          <w:tblHeader/>
+        </w:trPr>
+        <w:tc>
+          <w:tcPr>
+            <w:tcW w:type="dxa" w:w="2880"/>
+            <w:shd w:val="clear" w:fill="2F5A93"/>
+          </w:tcPr>
+          <w:p>
+            <w:r>
+              <w:rPr>
+                <w:b/>
+              </w:rPr>
+            </w:r>
+            <w:r>
+              <w:rPr>
+                <w:b/>
+                <w:i w:val="0"/>
+                <w:color w:val="FFFFFF"/>
+                <w:sz w:val="18"/>
+              </w:rPr>
+              <w:t>Method &amp; path</w:t>
+            </w:r>
+          </w:p>
+        </w:tc>
+        <w:tc>
+          <w:tcPr>
+            <w:tcW w:type="dxa" w:w="2880"/>
+            <w:shd w:val="clear" w:fill="2F5A93"/>
+          </w:tcPr>
+          <w:p>
+            <w:r>
+              <w:rPr>
+                <w:b/>
+              </w:rPr>
+            </w:r>
+            <w:r>
+              <w:rPr>
+                <w:b/>
+                <w:i w:val="0"/>
+                <w:color w:val="FFFFFF"/>
+                <w:sz w:val="18"/>
+              </w:rPr>
+              <w:t>Purpose</w:t>
+            </w:r>
+          </w:p>
+        </w:tc>
+        <w:tc>
+          <w:tcPr>
+            <w:tcW w:type="dxa" w:w="2880"/>
+            <w:shd w:val="clear" w:fill="2F5A93"/>
+          </w:tcPr>
+          <w:p>
+            <w:r>
+              <w:rPr>
+                <w:b/>
+              </w:rPr>
+            </w:r>
+            <w:r>
+              <w:rPr>
+                <w:b/>
+                <w:i w:val="0"/>
+                <w:color w:val="FFFFFF"/>
+                <w:sz w:val="18"/>
+              </w:rPr>
+              <w:t>Role</w:t>
+            </w:r>
+          </w:p>
+        </w:tc>
+      </w:tr>
+      <w:tr>
+        <w:trPr>
+          <w:cantSplit/>
+        </w:trPr>
+        <w:tc>
+          <w:tcPr>
+            <w:tcW w:type="dxa" w:w="2880"/>
+          </w:tcPr>
+          <w:p>
+            <w:r/>
+            <w:r>
+              <w:rPr>
+                <w:rFonts w:ascii="Consolas" w:hAnsi="Consolas"/>
+                <w:b w:val="0"/>
+                <w:i w:val="0"/>
+                <w:color w:val="1E4620"/>
+                <w:sz w:val="16"/>
+              </w:rPr>
+              <w:t>GET /devices/{id}</w:t>
+            </w:r>
+          </w:p>
+        </w:tc>
+        <w:tc>
+          <w:tcPr>
+            <w:tcW w:type="dxa" w:w="2880"/>
+          </w:tcPr>
+          <w:p>
+            <w:r/>
+            <w:r>
+              <w:rPr>
+                <w:b w:val="0"/>
+                <w:i w:val="0"/>
+                <w:color w:val="222222"/>
+                <w:sz w:val="18"/>
+              </w:rPr>
+              <w:t>live state, plan capabilities and device actions</w:t>
+            </w:r>
+          </w:p>
+        </w:tc>
+        <w:tc>
+          <w:tcPr>
+            <w:tcW w:type="dxa" w:w="2880"/>
+          </w:tcPr>
+          <w:p>
+            <w:r/>
+            <w:r>
+              <w:rPr>
+                <w:b w:val="0"/>
+                <w:i w:val="0"/>
+                <w:color w:val="222222"/>
+                <w:sz w:val="18"/>
+              </w:rPr>
+              <w:t>any</w:t>
+            </w:r>
+          </w:p>
+        </w:tc>
+      </w:tr>
+      <w:tr>
+        <w:trPr>
+          <w:cantSplit/>
+        </w:trPr>
+        <w:tc>
+          <w:tcPr>
+            <w:tcW w:type="dxa" w:w="2880"/>
+            <w:shd w:val="clear" w:fill="F2F5FA"/>
+          </w:tcPr>
+          <w:p>
+            <w:r/>
+            <w:r>
+              <w:rPr>
+                <w:rFonts w:ascii="Consolas" w:hAnsi="Consolas"/>
+                <w:b w:val="0"/>
+                <w:i w:val="0"/>
+                <w:color w:val="1E4620"/>
+                <w:sz w:val="16"/>
+              </w:rPr>
+              <w:t>GET /devices/{id}/actions</w:t>
+            </w:r>
+          </w:p>
+        </w:tc>
+        <w:tc>
+          <w:tcPr>
+            <w:tcW w:type="dxa" w:w="2880"/>
+            <w:shd w:val="clear" w:fill="F2F5FA"/>
+          </w:tcPr>
+          <w:p>
+            <w:r/>
+            <w:r>
+              <w:rPr>
+                <w:b w:val="0"/>
+                <w:i w:val="0"/>
+                <w:color w:val="222222"/>
+                <w:sz w:val="18"/>
+              </w:rPr>
+              <w:t>declared actions with tiers, parameters and bounds</w:t>
+            </w:r>
+          </w:p>
+        </w:tc>
+        <w:tc>
+          <w:tcPr>
+            <w:tcW w:type="dxa" w:w="2880"/>
+            <w:shd w:val="clear" w:fill="F2F5FA"/>
+          </w:tcPr>
+          <w:p>
+            <w:r/>
+            <w:r>
+              <w:rPr>
+                <w:b w:val="0"/>
+                <w:i w:val="0"/>
+                <w:color w:val="222222"/>
+                <w:sz w:val="18"/>
+              </w:rPr>
+              <w:t>any</w:t>
+            </w:r>
+          </w:p>
+        </w:tc>
+      </w:tr>
+      <w:tr>
+        <w:trPr>
+          <w:cantSplit/>
+        </w:trPr>
+        <w:tc>
+          <w:tcPr>
+            <w:tcW w:type="dxa" w:w="2880"/>
+          </w:tcPr>
+          <w:p>
+            <w:r/>
+            <w:r>
+              <w:rPr>
+                <w:rFonts w:ascii="Consolas" w:hAnsi="Consolas"/>
+                <w:b w:val="0"/>
+                <w:i w:val="0"/>
+                <w:color w:val="1E4620"/>
+                <w:sz w:val="16"/>
+              </w:rPr>
+              <w:t>POST /devices/{id}/connect</w:t>
+            </w:r>
+          </w:p>
+        </w:tc>
+        <w:tc>
+          <w:tcPr>
+            <w:tcW w:type="dxa" w:w="2880"/>
+          </w:tcPr>
+          <w:p>
+            <w:r/>
+            <w:r>
+              <w:rPr>
+                <w:b w:val="0"/>
+                <w:i w:val="0"/>
+                <w:color w:val="222222"/>
+                <w:sz w:val="18"/>
+              </w:rPr>
+              <w:t>open the link; for the stage this also enables and commutates the axes</w:t>
+            </w:r>
+          </w:p>
+        </w:tc>
+        <w:tc>
+          <w:tcPr>
+            <w:tcW w:type="dxa" w:w="2880"/>
+          </w:tcPr>
+          <w:p>
+            <w:r/>
+            <w:r>
+              <w:rPr>
+                <w:b w:val="0"/>
+                <w:i w:val="0"/>
+                <w:color w:val="222222"/>
+                <w:sz w:val="18"/>
+              </w:rPr>
+              <w:t>operator</w:t>
+            </w:r>
+          </w:p>
+        </w:tc>
+      </w:tr>
+      <w:tr>
+        <w:trPr>
+          <w:cantSplit/>
+        </w:trPr>
+        <w:tc>
+          <w:tcPr>
+            <w:tcW w:type="dxa" w:w="2880"/>
+            <w:shd w:val="clear" w:fill="F2F5FA"/>
+          </w:tcPr>
+          <w:p>
+            <w:r/>
+            <w:r>
+              <w:rPr>
+                <w:rFonts w:ascii="Consolas" w:hAnsi="Consolas"/>
+                <w:b w:val="0"/>
+                <w:i w:val="0"/>
+                <w:color w:val="1E4620"/>
+                <w:sz w:val="16"/>
+              </w:rPr>
+              <w:t>POST /devices/{id}/disconnect</w:t>
+            </w:r>
+          </w:p>
+        </w:tc>
+        <w:tc>
+          <w:tcPr>
+            <w:tcW w:type="dxa" w:w="2880"/>
+            <w:shd w:val="clear" w:fill="F2F5FA"/>
+          </w:tcPr>
+          <w:p>
+            <w:r/>
+            <w:r>
+              <w:rPr>
+                <w:b w:val="0"/>
+                <w:i w:val="0"/>
+                <w:color w:val="222222"/>
+                <w:sz w:val="18"/>
+              </w:rPr>
+              <w:t>safe-state then release</w:t>
+            </w:r>
+          </w:p>
+        </w:tc>
+        <w:tc>
+          <w:tcPr>
+            <w:tcW w:type="dxa" w:w="2880"/>
+            <w:shd w:val="clear" w:fill="F2F5FA"/>
+          </w:tcPr>
+          <w:p>
+            <w:r/>
+            <w:r>
+              <w:rPr>
+                <w:b w:val="0"/>
+                <w:i w:val="0"/>
+                <w:color w:val="222222"/>
+                <w:sz w:val="18"/>
+              </w:rPr>
+              <w:t>operator</w:t>
+            </w:r>
+          </w:p>
+        </w:tc>
+      </w:tr>
+      <w:tr>
+        <w:trPr>
+          <w:cantSplit/>
+        </w:trPr>
+        <w:tc>
+          <w:tcPr>
+            <w:tcW w:type="dxa" w:w="2880"/>
+          </w:tcPr>
+          <w:p>
+            <w:r/>
+            <w:r>
+              <w:rPr>
+                <w:rFonts w:ascii="Consolas" w:hAnsi="Consolas"/>
+                <w:b w:val="0"/>
+                <w:i w:val="0"/>
+                <w:color w:val="1E4620"/>
+                <w:sz w:val="16"/>
+              </w:rPr>
+              <w:t>POST /devices/{id}/diagnose</w:t>
+            </w:r>
+          </w:p>
+        </w:tc>
+        <w:tc>
+          <w:tcPr>
+            <w:tcW w:type="dxa" w:w="2880"/>
+          </w:tcPr>
+          <w:p>
+            <w:r/>
+            <w:r>
+              <w:rPr>
+                <w:b w:val="0"/>
+                <w:i w:val="0"/>
+                <w:color w:val="222222"/>
+                <w:sz w:val="18"/>
+              </w:rPr>
+              <w:t>read-only self-test</w:t>
+            </w:r>
+          </w:p>
+        </w:tc>
+        <w:tc>
+          <w:tcPr>
+            <w:tcW w:type="dxa" w:w="2880"/>
+          </w:tcPr>
+          <w:p>
+            <w:r/>
+            <w:r>
+              <w:rPr>
+                <w:b w:val="0"/>
+                <w:i w:val="0"/>
+                <w:color w:val="222222"/>
+                <w:sz w:val="18"/>
+              </w:rPr>
+              <w:t>any</w:t>
+            </w:r>
+          </w:p>
+        </w:tc>
+      </w:tr>
+      <w:tr>
+        <w:trPr>
+          <w:cantSplit/>
+        </w:trPr>
+        <w:tc>
+          <w:tcPr>
+            <w:tcW w:type="dxa" w:w="2880"/>
+            <w:shd w:val="clear" w:fill="F2F5FA"/>
+          </w:tcPr>
+          <w:p>
+            <w:r/>
+            <w:r>
+              <w:rPr>
+                <w:rFonts w:ascii="Consolas" w:hAnsi="Consolas"/>
+                <w:b w:val="0"/>
+                <w:i w:val="0"/>
+                <w:color w:val="1E4620"/>
+                <w:sz w:val="16"/>
+              </w:rPr>
+              <w:t>POST /devices/{id}/actions/{action}</w:t>
+            </w:r>
+          </w:p>
+        </w:tc>
+        <w:tc>
+          <w:tcPr>
+            <w:tcW w:type="dxa" w:w="2880"/>
+            <w:shd w:val="clear" w:fill="F2F5FA"/>
+          </w:tcPr>
+          <w:p>
+            <w:r/>
+            <w:r>
+              <w:rPr>
+                <w:b w:val="0"/>
+                <w:i w:val="0"/>
+                <w:color w:val="222222"/>
+                <w:sz w:val="18"/>
+              </w:rPr>
+              <w:t>invoke one declared action</w:t>
+            </w:r>
+          </w:p>
+        </w:tc>
+        <w:tc>
+          <w:tcPr>
+            <w:tcW w:type="dxa" w:w="2880"/>
+            <w:shd w:val="clear" w:fill="F2F5FA"/>
+          </w:tcPr>
+          <w:p>
+            <w:r/>
+            <w:r>
+              <w:rPr>
+                <w:b w:val="0"/>
+                <w:i w:val="0"/>
+                <w:color w:val="222222"/>
+                <w:sz w:val="18"/>
+              </w:rPr>
+              <w:t>per tier</w:t>
+            </w:r>
+          </w:p>
+        </w:tc>
+      </w:tr>
+      <w:tr>
+        <w:trPr>
+          <w:cantSplit/>
+        </w:trPr>
+        <w:tc>
+          <w:tcPr>
+            <w:tcW w:type="dxa" w:w="2880"/>
+          </w:tcPr>
+          <w:p>
+            <w:r/>
+            <w:r>
+              <w:rPr>
+                <w:rFonts w:ascii="Consolas" w:hAnsi="Consolas"/>
+                <w:b w:val="0"/>
+                <w:i w:val="0"/>
+                <w:color w:val="1E4620"/>
+                <w:sz w:val="16"/>
+              </w:rPr>
+              <w:t>GET /snapshots/{name}</w:t>
+            </w:r>
+          </w:p>
+        </w:tc>
+        <w:tc>
+          <w:tcPr>
+            <w:tcW w:type="dxa" w:w="2880"/>
+          </w:tcPr>
+          <w:p>
+            <w:r/>
+            <w:r>
+              <w:rPr>
+                <w:b w:val="0"/>
+                <w:i w:val="0"/>
+                <w:color w:val="222222"/>
+                <w:sz w:val="18"/>
+              </w:rPr>
+              <w:t>fetch a camera snapshot</w:t>
+            </w:r>
+          </w:p>
+        </w:tc>
+        <w:tc>
+          <w:tcPr>
+            <w:tcW w:type="dxa" w:w="2880"/>
+          </w:tcPr>
+          <w:p>
+            <w:r/>
+            <w:r>
+              <w:rPr>
+                <w:b w:val="0"/>
+                <w:i w:val="0"/>
+                <w:color w:val="222222"/>
+                <w:sz w:val="18"/>
+              </w:rPr>
+              <w:t>any</w:t>
+            </w:r>
+          </w:p>
+        </w:tc>
+      </w:tr>
+      <w:tr>
+        <w:trPr>
+          <w:cantSplit/>
+        </w:trPr>
+        <w:tc>
+          <w:tcPr>
+            <w:tcW w:type="dxa" w:w="2880"/>
+            <w:shd w:val="clear" w:fill="F2F5FA"/>
+          </w:tcPr>
+          <w:p>
+            <w:r/>
+            <w:r>
+              <w:rPr>
+                <w:rFonts w:ascii="Consolas" w:hAnsi="Consolas"/>
+                <w:b w:val="0"/>
+                <w:i w:val="0"/>
+                <w:color w:val="1E4620"/>
+                <w:sz w:val="16"/>
+              </w:rPr>
+              <w:t>GET /system/status</w:t>
+            </w:r>
+          </w:p>
+        </w:tc>
+        <w:tc>
+          <w:tcPr>
+            <w:tcW w:type="dxa" w:w="2880"/>
+            <w:shd w:val="clear" w:fill="F2F5FA"/>
+          </w:tcPr>
+          <w:p>
+            <w:r/>
+            <w:r>
+              <w:rPr>
+                <w:b w:val="0"/>
+                <w:i w:val="0"/>
+                <w:color w:val="222222"/>
+                <w:sz w:val="18"/>
+              </w:rPr>
+              <w:t>mode, uptime, policy, device rollup, queue</w:t>
+            </w:r>
+          </w:p>
+        </w:tc>
+        <w:tc>
+          <w:tcPr>
+            <w:tcW w:type="dxa" w:w="2880"/>
+            <w:shd w:val="clear" w:fill="F2F5FA"/>
+          </w:tcPr>
+          <w:p>
+            <w:r/>
+            <w:r>
+              <w:rPr>
+                <w:b w:val="0"/>
+                <w:i w:val="0"/>
+                <w:color w:val="222222"/>
+                <w:sz w:val="18"/>
+              </w:rPr>
+              <w:t>any</w:t>
+            </w:r>
+          </w:p>
+        </w:tc>
+      </w:tr>
+      <w:tr>
+        <w:trPr>
+          <w:cantSplit/>
+        </w:trPr>
+        <w:tc>
+          <w:tcPr>
+            <w:tcW w:type="dxa" w:w="2880"/>
+          </w:tcPr>
+          <w:p>
+            <w:r/>
+            <w:r>
+              <w:rPr>
+                <w:rFonts w:ascii="Consolas" w:hAnsi="Consolas"/>
+                <w:b w:val="0"/>
+                <w:i w:val="0"/>
+                <w:color w:val="1E4620"/>
+                <w:sz w:val="16"/>
+              </w:rPr>
+              <w:t>GET /system/preflight</w:t>
+            </w:r>
+          </w:p>
+        </w:tc>
+        <w:tc>
+          <w:tcPr>
+            <w:tcW w:type="dxa" w:w="2880"/>
+          </w:tcPr>
+          <w:p>
+            <w:r/>
+            <w:r>
+              <w:rPr>
+                <w:b w:val="0"/>
+                <w:i w:val="0"/>
+                <w:color w:val="222222"/>
+                <w:sz w:val="18"/>
+              </w:rPr>
+              <w:t>readiness checklist with remedies</w:t>
+            </w:r>
+          </w:p>
+        </w:tc>
+        <w:tc>
+          <w:tcPr>
+            <w:tcW w:type="dxa" w:w="2880"/>
+          </w:tcPr>
+          <w:p>
+            <w:r/>
+            <w:r>
+              <w:rPr>
+                <w:b w:val="0"/>
+                <w:i w:val="0"/>
+                <w:color w:val="222222"/>
+                <w:sz w:val="18"/>
+              </w:rPr>
+              <w:t>any</w:t>
+            </w:r>
+          </w:p>
+        </w:tc>
+      </w:tr>
+      <w:tr>
+        <w:trPr>
+          <w:cantSplit/>
+        </w:trPr>
+        <w:tc>
+          <w:tcPr>
+            <w:tcW w:type="dxa" w:w="2880"/>
+            <w:shd w:val="clear" w:fill="F2F5FA"/>
+          </w:tcPr>
+          <w:p>
+            <w:r/>
+            <w:r>
+              <w:rPr>
+                <w:rFonts w:ascii="Consolas" w:hAnsi="Consolas"/>
+                <w:b w:val="0"/>
+                <w:i w:val="0"/>
+                <w:color w:val="1E4620"/>
+                <w:sz w:val="16"/>
+              </w:rPr>
+              <w:t>POST /system/estop</w:t>
+            </w:r>
+          </w:p>
+        </w:tc>
+        <w:tc>
+          <w:tcPr>
+            <w:tcW w:type="dxa" w:w="2880"/>
+            <w:shd w:val="clear" w:fill="F2F5FA"/>
+          </w:tcPr>
+          <w:p>
+            <w:r/>
+            <w:r>
+              <w:rPr>
+                <w:b w:val="0"/>
+                <w:i w:val="0"/>
+                <w:color w:val="222222"/>
+                <w:sz w:val="18"/>
+              </w:rPr>
+              <w:t>abort and safe-state everything, laser first</w:t>
+            </w:r>
+          </w:p>
+        </w:tc>
+        <w:tc>
+          <w:tcPr>
+            <w:tcW w:type="dxa" w:w="2880"/>
+            <w:shd w:val="clear" w:fill="F2F5FA"/>
+          </w:tcPr>
+          <w:p>
+            <w:r/>
+            <w:r>
+              <w:rPr>
+                <w:b w:val="0"/>
+                <w:i w:val="0"/>
+                <w:color w:val="222222"/>
+                <w:sz w:val="18"/>
+              </w:rPr>
+              <w:t>operator</w:t>
+            </w:r>
+          </w:p>
+        </w:tc>
+      </w:tr>
+    </w:tbl>
+    <w:p>
+      <w:pPr>
+        <w:spacing w:after="40"/>
+      </w:pPr>
+    </w:p>
+    <w:p>
+      <w:r>
+        <w:rPr>
+          <w:b w:val="0"/>
+          <w:i w:val="0"/>
+          <w:color w:val="222222"/>
+          <w:sz w:val="21"/>
+        </w:rPr>
+        <w:t xml:space="preserve">The invariants, each covered by a test: the shutter is never openable from this plane unless </w:t>
+      </w:r>
+      <w:r>
+        <w:rPr>
+          <w:rFonts w:ascii="Consolas" w:hAnsi="Consolas"/>
+          <w:b w:val="0"/>
+          <w:i w:val="0"/>
+          <w:color w:val="1E4620"/>
+          <w:sz w:val="19"/>
+        </w:rPr>
+        <w:t>labgate.allow_manual_beam</w:t>
+      </w:r>
+      <w:r>
+        <w:rPr>
+          <w:b w:val="0"/>
+          <w:i w:val="0"/>
+          <w:color w:val="222222"/>
+          <w:sz w:val="21"/>
+        </w:rPr>
+        <w:t xml:space="preserve"> is set; motion is refused while the beam is on </w:t>
       </w:r>
       <w:r>
         <w:rPr>
@@ -5408,7 +6447,7 @@
           <w:color w:val="222222"/>
           <w:sz w:val="21"/>
         </w:rPr>
-        <w:t>not</w:t>
+        <w:t>or its state is unknown</w:t>
       </w:r>
       <w:r>
         <w:rPr>
@@ -5417,7 +6456,7 @@
           <w:color w:val="222222"/>
           <w:sz w:val="21"/>
         </w:rPr>
-        <w:t xml:space="preserve"> an HTTP error — they produce a stored plan in state </w:t>
+        <w:t>; device actions and plan execution are mutually exclusive; stop paths (</w:t>
       </w:r>
       <w:r>
         <w:rPr>
@@ -5427,7 +6466,7 @@
           <w:color w:val="1E4620"/>
           <w:sz w:val="19"/>
         </w:rPr>
-        <w:t>rejected</w:t>
+        <w:t>halt</w:t>
       </w:r>
       <w:r>
         <w:rPr>
@@ -5436,18 +6475,103 @@
           <w:color w:val="222222"/>
           <w:sz w:val="21"/>
         </w:rPr>
-        <w:t xml:space="preserve"> with a full report, because a refusal is a scientific result worth keeping.</w:t>
+        <w:t xml:space="preserve">, </w:t>
+      </w:r>
+      <w:r>
+        <w:rPr>
+          <w:rFonts w:ascii="Consolas" w:hAnsi="Consolas"/>
+          <w:b w:val="0"/>
+          <w:i w:val="0"/>
+          <w:color w:val="1E4620"/>
+          <w:sz w:val="19"/>
+        </w:rPr>
+        <w:t>output_off</w:t>
+      </w:r>
+      <w:r>
+        <w:rPr>
+          <w:b w:val="0"/>
+          <w:i w:val="0"/>
+          <w:color w:val="222222"/>
+          <w:sz w:val="21"/>
+        </w:rPr>
+        <w:t xml:space="preserve">, </w:t>
+      </w:r>
+      <w:r>
+        <w:rPr>
+          <w:rFonts w:ascii="Consolas" w:hAnsi="Consolas"/>
+          <w:b w:val="0"/>
+          <w:i w:val="0"/>
+          <w:color w:val="1E4620"/>
+          <w:sz w:val="19"/>
+        </w:rPr>
+        <w:t>/system/estop</w:t>
+      </w:r>
+      <w:r>
+        <w:rPr>
+          <w:b w:val="0"/>
+          <w:i w:val="0"/>
+          <w:color w:val="222222"/>
+          <w:sz w:val="21"/>
+        </w:rPr>
+        <w:t>) are never interlocked out; parameters are bounds-checked with the same discipline as plan operations; every non-</w:t>
+      </w:r>
+      <w:r>
+        <w:rPr>
+          <w:rFonts w:ascii="Consolas" w:hAnsi="Consolas"/>
+          <w:b w:val="0"/>
+          <w:i w:val="0"/>
+          <w:color w:val="1E4620"/>
+          <w:sz w:val="19"/>
+        </w:rPr>
+        <w:t>read</w:t>
+      </w:r>
+      <w:r>
+        <w:rPr>
+          <w:b w:val="0"/>
+          <w:i w:val="0"/>
+          <w:color w:val="222222"/>
+          <w:sz w:val="21"/>
+        </w:rPr>
+        <w:t xml:space="preserve"> action is audited, with motion intent recorded </w:t>
+      </w:r>
+      <w:r>
+        <w:rPr>
+          <w:b w:val="0"/>
+          <w:i/>
+          <w:color w:val="222222"/>
+          <w:sz w:val="21"/>
+        </w:rPr>
+        <w:t>before</w:t>
+      </w:r>
+      <w:r>
+        <w:rPr>
+          <w:b w:val="0"/>
+          <w:i w:val="0"/>
+          <w:color w:val="222222"/>
+          <w:sz w:val="21"/>
+        </w:rPr>
+        <w:t xml:space="preserve"> it happens.</w:t>
       </w:r>
     </w:p>
     <w:p>
       <w:r>
         <w:rPr>
+          <w:rFonts w:ascii="Consolas" w:hAnsi="Consolas"/>
+          <w:b w:val="0"/>
+          <w:i w:val="0"/>
+          <w:color w:val="1E4620"/>
+          <w:sz w:val="19"/>
+        </w:rPr>
+        <w:t>GET /system/preflight</w:t>
+      </w:r>
+      <w:r>
+        <w:rPr>
           <w:b w:val="0"/>
           <w:i w:val="0"/>
           <w:color w:val="222222"/>
           <w:sz w:val="21"/>
         </w:rPr>
-        <w:t xml:space="preserve">The OpenAPI document is generated automatically at </w:t>
+        <w:t xml:space="preserve"> is the one to reach for first. Each failing check carries a </w:t>
       </w:r>
       <w:r>
         <w:rPr>
@@ -5457,7 +6581,7 @@
           <w:color w:val="1E4620"/>
           <w:sz w:val="19"/>
         </w:rPr>
-        <w:t>/openapi.json</w:t>
+        <w:t>remedy</w:t>
       </w:r>
       <w:r>
         <w:rPr>
@@ -5466,7 +6590,7 @@
           <w:color w:val="222222"/>
           <w:sz w:val="21"/>
         </w:rPr>
-        <w:t>, so any client can be code-generated against it. An MCP wrapper (</w:t>
+        <w:t xml:space="preserve"> — usually an API call, but flagged </w:t>
       </w:r>
       <w:r>
         <w:rPr>
@@ -5476,7 +6600,7 @@
           <w:color w:val="1E4620"/>
           <w:sz w:val="19"/>
         </w:rPr>
-        <w:t>labgate-mcp</w:t>
+        <w:t>manual: true</w:t>
       </w:r>
       <w:r>
         <w:rPr>
@@ -5485,12 +6609,336 @@
           <w:color w:val="222222"/>
           <w:sz w:val="21"/>
         </w:rPr>
-        <w:t>) exposes the same lifecycle as tools for agent frameworks that prefer it; it is a pure HTTP client and adds no authority of its own.</w:t>
-      </w:r>
+        <w:t xml:space="preserve"> when it needs hands on the instrument, because no software can turn a key switch:</w:t>
+      </w:r>
+    </w:p>
+    <w:tbl>
+      <w:tblPr>
+        <w:tblStyle w:val="TableGrid"/>
+        <w:tblW w:type="auto" w:w="0"/>
+        <w:tblLook w:firstColumn="1" w:firstRow="1" w:lastColumn="0" w:lastRow="0" w:noHBand="0" w:noVBand="1" w:val="04A0"/>
+      </w:tblPr>
+      <w:tblGrid>
+        <w:gridCol w:w="8640"/>
+      </w:tblGrid>
+      <w:tr>
+        <w:tc>
+          <w:tcPr>
+            <w:tcW w:type="dxa" w:w="8640"/>
+            <w:shd w:val="clear" w:fill="F6F6F4"/>
+          </w:tcPr>
+          <w:p>
+            <w:r/>
+            <w:r>
+              <w:rPr>
+                <w:rFonts w:ascii="Consolas" w:hAnsi="Consolas"/>
+                <w:color w:val="2A2A2A"/>
+                <w:sz w:val="16"/>
+              </w:rPr>
+              <w:t>{ "ready": false, "summary": "NOT ready — 2 blocker(s)",</w:t>
+              <w:br/>
+              <w:t xml:space="preserve">  "manual_steps": ["laser.state: turn the key switch on the laser head ..."],</w:t>
+              <w:br/>
+              <w:t xml:space="preserve">  "checks": [</w:t>
+              <w:br/>
+              <w:t xml:space="preserve">    {"check": "stage.axes_enabled", "ok": false, "severity": "blocker",</w:t>
+              <w:br/>
+              <w:t xml:space="preserve">     "detail": "servo axes are NOT enabled — no motion is possible",</w:t>
+              <w:br/>
+              <w:t xml:space="preserve">     "remedy": "POST /devices/stage/actions/enable_axes"},</w:t>
+              <w:br/>
+              <w:t xml:space="preserve">    {"check": "laser.state", "ok": false, "severity": "blocker", "manual": true,</w:t>
+              <w:br/>
+              <w:t xml:space="preserve">     "detail": "reported state: KeyOff",</w:t>
+              <w:br/>
+              <w:t xml:space="preserve">     "remedy": "turn the key switch on the laser head and clear any enclosure</w:t>
+              <w:br/>
+              <w:t xml:space="preserve">                interlock, then re-check"} ] }</w:t>
+            </w:r>
+          </w:p>
+        </w:tc>
+      </w:tr>
+    </w:tbl>
+    <w:p>
+      <w:pPr>
+        <w:spacing w:after="40"/>
+      </w:pPr>
     </w:p>
     <w:p>
       <w:r>
+        <w:rPr>
+          <w:b w:val="0"/>
+          <w:i w:val="0"/>
+          <w:color w:val="222222"/>
+          <w:sz w:val="21"/>
+        </w:rPr>
+        <w:t xml:space="preserve">Error semantics: 401 missing or unknown token · 403 role missing, or self-approval · 404 unknown plan, model or artifact · 409 illegal lifecycle transition · 422 malformed recipe · 502 device failure. Bound violations are </w:t>
+      </w:r>
+      <w:r>
+        <w:rPr>
+          <w:b w:val="0"/>
+          <w:i/>
+          <w:color w:val="222222"/>
+          <w:sz w:val="21"/>
+        </w:rPr>
+        <w:t>not</w:t>
+      </w:r>
+      <w:r>
+        <w:rPr>
+          <w:b w:val="0"/>
+          <w:i w:val="0"/>
+          <w:color w:val="222222"/>
+          <w:sz w:val="21"/>
+        </w:rPr>
+        <w:t xml:space="preserve"> an HTTP error — they produce a stored plan in state </w:t>
+      </w:r>
+      <w:r>
+        <w:rPr>
+          <w:rFonts w:ascii="Consolas" w:hAnsi="Consolas"/>
+          <w:b w:val="0"/>
+          <w:i w:val="0"/>
+          <w:color w:val="1E4620"/>
+          <w:sz w:val="19"/>
+        </w:rPr>
+        <w:t>rejected</w:t>
+      </w:r>
+      <w:r>
+        <w:rPr>
+          <w:b w:val="0"/>
+          <w:i w:val="0"/>
+          <w:color w:val="222222"/>
+          <w:sz w:val="21"/>
+        </w:rPr>
+        <w:t xml:space="preserve"> with a full report, because a refusal is a scientific result worth keeping.</w:t>
+      </w:r>
+    </w:p>
+    <w:p>
+      <w:r>
+        <w:rPr>
+          <w:b w:val="0"/>
+          <w:i w:val="0"/>
+          <w:color w:val="222222"/>
+          <w:sz w:val="21"/>
+        </w:rPr>
+        <w:t xml:space="preserve">The OpenAPI document is generated automatically at </w:t>
+      </w:r>
+      <w:r>
+        <w:rPr>
+          <w:rFonts w:ascii="Consolas" w:hAnsi="Consolas"/>
+          <w:b w:val="0"/>
+          <w:i w:val="0"/>
+          <w:color w:val="1E4620"/>
+          <w:sz w:val="19"/>
+        </w:rPr>
+        <w:t>/openapi.json</w:t>
+      </w:r>
+      <w:r>
+        <w:rPr>
+          <w:b w:val="0"/>
+          <w:i w:val="0"/>
+          <w:color w:val="222222"/>
+          <w:sz w:val="21"/>
+        </w:rPr>
+        <w:t>, so any client can be code-generated against it. An MCP wrapper (</w:t>
+      </w:r>
+      <w:r>
+        <w:rPr>
+          <w:rFonts w:ascii="Consolas" w:hAnsi="Consolas"/>
+          <w:b w:val="0"/>
+          <w:i w:val="0"/>
+          <w:color w:val="1E4620"/>
+          <w:sz w:val="19"/>
+        </w:rPr>
+        <w:t>labgate-mcp</w:t>
+      </w:r>
+      <w:r>
+        <w:rPr>
+          <w:b w:val="0"/>
+          <w:i w:val="0"/>
+          <w:color w:val="222222"/>
+          <w:sz w:val="21"/>
+        </w:rPr>
+        <w:t>) exposes the same lifecycle as tools for agent frameworks that prefer it; it is a pure HTTP client and adds no authority of its own.</w:t>
+      </w:r>
+    </w:p>
+    <w:p>
+      <w:r>
         <w:br w:type="page"/>
+      </w:r>
+    </w:p>
+    <w:p>
+      <w:pPr>
+        <w:pStyle w:val="Heading3"/>
+      </w:pPr>
+      <w:r>
+        <w:t>9.2  The camera</w:t>
+      </w:r>
+    </w:p>
+    <w:p>
+      <w:r>
+        <w:rPr>
+          <w:rFonts w:ascii="Consolas" w:hAnsi="Consolas"/>
+          <w:b w:val="0"/>
+          <w:i w:val="0"/>
+          <w:color w:val="1E4620"/>
+          <w:sz w:val="19"/>
+        </w:rPr>
+        <w:t>MV-CS200-10GC</w:t>
+      </w:r>
+      <w:r>
+        <w:rPr>
+          <w:b w:val="0"/>
+          <w:i w:val="0"/>
+          <w:color w:val="222222"/>
+          <w:sz w:val="21"/>
+        </w:rPr>
+        <w:t xml:space="preserve"> is a Hikrobot 20 MP GigE colour camera driven by the MVS SDK. The vendor ships its Python bindings as loose modules rather than a package, so </w:t>
+      </w:r>
+      <w:r>
+        <w:rPr>
+          <w:rFonts w:ascii="Consolas" w:hAnsi="Consolas"/>
+          <w:b w:val="0"/>
+          <w:i w:val="0"/>
+          <w:color w:val="1E4620"/>
+          <w:sz w:val="19"/>
+        </w:rPr>
+        <w:t>devices/camera_mvs.py</w:t>
+      </w:r>
+      <w:r>
+        <w:rPr>
+          <w:b w:val="0"/>
+          <w:i w:val="0"/>
+          <w:color w:val="222222"/>
+          <w:sz w:val="21"/>
+        </w:rPr>
+        <w:t xml:space="preserve"> adds their directory to </w:t>
+      </w:r>
+      <w:r>
+        <w:rPr>
+          <w:rFonts w:ascii="Consolas" w:hAnsi="Consolas"/>
+          <w:b w:val="0"/>
+          <w:i w:val="0"/>
+          <w:color w:val="1E4620"/>
+          <w:sz w:val="19"/>
+        </w:rPr>
+        <w:t>sys.path</w:t>
+      </w:r>
+      <w:r>
+        <w:rPr>
+          <w:b w:val="0"/>
+          <w:i w:val="0"/>
+          <w:color w:val="222222"/>
+          <w:sz w:val="21"/>
+        </w:rPr>
+        <w:t xml:space="preserve"> and imports them </w:t>
+      </w:r>
+      <w:r>
+        <w:rPr>
+          <w:b w:val="0"/>
+          <w:i/>
+          <w:color w:val="222222"/>
+          <w:sz w:val="21"/>
+        </w:rPr>
+        <w:t>inside method bodies</w:t>
+      </w:r>
+      <w:r>
+        <w:rPr>
+          <w:b w:val="0"/>
+          <w:i w:val="0"/>
+          <w:color w:val="222222"/>
+          <w:sz w:val="21"/>
+        </w:rPr>
+        <w:t xml:space="preserve"> — the same discipline the ACS wheel gets, and the reason the platform still starts on a machine with no MVS installed.</w:t>
+      </w:r>
+    </w:p>
+    <w:p>
+      <w:r>
+        <w:rPr>
+          <w:b w:val="0"/>
+          <w:i w:val="0"/>
+          <w:color w:val="222222"/>
+          <w:sz w:val="21"/>
+        </w:rPr>
+        <w:t xml:space="preserve">SDK lifecycle: </w:t>
+      </w:r>
+      <w:r>
+        <w:rPr>
+          <w:rFonts w:ascii="Consolas" w:hAnsi="Consolas"/>
+          <w:b w:val="0"/>
+          <w:i w:val="0"/>
+          <w:color w:val="1E4620"/>
+          <w:sz w:val="19"/>
+        </w:rPr>
+        <w:t>EnumDevices → CreateHandle → OpenDevice → Set*Value → StartGrabbing → GetImageBuffer / FreeImageBuffer → StopGrabbing → CloseDevice → DestroyHandle</w:t>
+      </w:r>
+      <w:r>
+        <w:rPr>
+          <w:b w:val="0"/>
+          <w:i w:val="0"/>
+          <w:color w:val="222222"/>
+          <w:sz w:val="21"/>
+        </w:rPr>
+        <w:t>. Grabbing is left running between snapshots because starting a GigE stream costs hundreds of milliseconds.</w:t>
+      </w:r>
+    </w:p>
+    <w:p>
+      <w:r>
+        <w:rPr>
+          <w:b w:val="0"/>
+          <w:i w:val="0"/>
+          <w:color w:val="222222"/>
+          <w:sz w:val="21"/>
+        </w:rPr>
+        <w:t xml:space="preserve">Two details worth knowing. The declared exposure and gain bounds are read from the camera itself via </w:t>
+      </w:r>
+      <w:r>
+        <w:rPr>
+          <w:rFonts w:ascii="Consolas" w:hAnsi="Consolas"/>
+          <w:b w:val="0"/>
+          <w:i w:val="0"/>
+          <w:color w:val="1E4620"/>
+          <w:sz w:val="19"/>
+        </w:rPr>
+        <w:t>MV_CC_GetFloatValue</w:t>
+      </w:r>
+      <w:r>
+        <w:rPr>
+          <w:b w:val="0"/>
+          <w:i w:val="0"/>
+          <w:color w:val="222222"/>
+          <w:sz w:val="21"/>
+        </w:rPr>
+        <w:t xml:space="preserve"> once it is open, so the limits an agent sees are the camera's real ones rather than a guess. And setting an explicit exposure turns auto-exposure off first — otherwise the camera would immediately overwrite the value that was just set.</w:t>
+      </w:r>
+    </w:p>
+    <w:p>
+      <w:r>
+        <w:rPr>
+          <w:b w:val="0"/>
+          <w:i w:val="0"/>
+          <w:color w:val="222222"/>
+          <w:sz w:val="21"/>
+        </w:rPr>
+        <w:t xml:space="preserve">If the SDK is absent, rig mode substitutes the simulated camera and says so in </w:t>
+      </w:r>
+      <w:r>
+        <w:rPr>
+          <w:rFonts w:ascii="Consolas" w:hAnsi="Consolas"/>
+          <w:b w:val="0"/>
+          <w:i w:val="0"/>
+          <w:color w:val="1E4620"/>
+          <w:sz w:val="19"/>
+        </w:rPr>
+        <w:t>diagnose()</w:t>
+      </w:r>
+      <w:r>
+        <w:rPr>
+          <w:b w:val="0"/>
+          <w:i w:val="0"/>
+          <w:color w:val="222222"/>
+          <w:sz w:val="21"/>
+        </w:rPr>
+        <w:t>, rather than refusing to start: a missing camera limits what can be done, it does not stop a print.</w:t>
       </w:r>
     </w:p>
     <w:p>

--- a/Docs/technical/2PP_Platform_Technical_Documentation.docx
+++ b/Docs/technical/2PP_Platform_Technical_Documentation.docx
@@ -5706,7 +5706,26 @@
                 <w:color w:val="222222"/>
                 <w:sz w:val="18"/>
               </w:rPr>
-              <w:t>opening the shutter</w:t>
+              <w:t>opening the shutter (</w:t>
+            </w:r>
+            <w:r>
+              <w:rPr>
+                <w:rFonts w:ascii="Consolas" w:hAnsi="Consolas"/>
+                <w:b w:val="0"/>
+                <w:i w:val="0"/>
+                <w:color w:val="1E4620"/>
+                <w:sz w:val="16"/>
+              </w:rPr>
+              <w:t>output_on</w:t>
+            </w:r>
+            <w:r>
+              <w:rPr>
+                <w:b w:val="0"/>
+                <w:i w:val="0"/>
+                <w:color w:val="222222"/>
+                <w:sz w:val="18"/>
+              </w:rPr>
+              <w:t>)</w:t>
             </w:r>
           </w:p>
         </w:tc>
@@ -5719,12 +5738,69 @@
             <w:r/>
             <w:r>
               <w:rPr>
+                <w:rFonts w:ascii="Consolas" w:hAnsi="Consolas"/>
+                <w:b/>
+                <w:i w:val="0"/>
+                <w:color w:val="1E4620"/>
+                <w:sz w:val="16"/>
+              </w:rPr>
+              <w:t>admin</w:t>
+            </w:r>
+            <w:r>
+              <w:rPr>
+                <w:b/>
+                <w:i w:val="0"/>
+                <w:color w:val="222222"/>
+                <w:sz w:val="18"/>
+              </w:rPr>
+              <w:t xml:space="preserve"> only</w:t>
+            </w:r>
+            <w:r>
+              <w:rPr>
                 <w:b w:val="0"/>
                 <w:i w:val="0"/>
                 <w:color w:val="222222"/>
                 <w:sz w:val="18"/>
               </w:rPr>
-              <w:t>not reachable here — plan and approval only</w:t>
+              <w:t xml:space="preserve"> — or </w:t>
+            </w:r>
+            <w:r>
+              <w:rPr>
+                <w:rFonts w:ascii="Consolas" w:hAnsi="Consolas"/>
+                <w:b w:val="0"/>
+                <w:i w:val="0"/>
+                <w:color w:val="1E4620"/>
+                <w:sz w:val="16"/>
+              </w:rPr>
+              <w:t>operator</w:t>
+            </w:r>
+            <w:r>
+              <w:rPr>
+                <w:b w:val="0"/>
+                <w:i w:val="0"/>
+                <w:color w:val="222222"/>
+                <w:sz w:val="18"/>
+              </w:rPr>
+              <w:t xml:space="preserve"> when </w:t>
+            </w:r>
+            <w:r>
+              <w:rPr>
+                <w:rFonts w:ascii="Consolas" w:hAnsi="Consolas"/>
+                <w:b w:val="0"/>
+                <w:i w:val="0"/>
+                <w:color w:val="1E4620"/>
+                <w:sz w:val="16"/>
+              </w:rPr>
+              <w:t>labgate.allow_manual_beam</w:t>
+            </w:r>
+            <w:r>
+              <w:rPr>
+                <w:b w:val="0"/>
+                <w:i w:val="0"/>
+                <w:color w:val="222222"/>
+                <w:sz w:val="18"/>
+              </w:rPr>
+              <w:t xml:space="preserve"> is set</w:t>
             </w:r>
           </w:p>
         </w:tc>
@@ -6419,7 +6495,7 @@
           <w:color w:val="222222"/>
           <w:sz w:val="21"/>
         </w:rPr>
-        <w:t xml:space="preserve">The invariants, each covered by a test: the shutter is never openable from this plane unless </w:t>
+        <w:t xml:space="preserve">Opening the shutter outside an approved plan is reachable, but only by the </w:t>
       </w:r>
       <w:r>
         <w:rPr>
@@ -6429,7 +6505,7 @@
           <w:color w:val="1E4620"/>
           <w:sz w:val="19"/>
         </w:rPr>
-        <w:t>labgate.allow_manual_beam</w:t>
+        <w:t>admin</w:t>
       </w:r>
       <w:r>
         <w:rPr>
@@ -6438,7 +6514,93 @@
           <w:color w:val="222222"/>
           <w:sz w:val="21"/>
         </w:rPr>
-        <w:t xml:space="preserve"> is set; motion is refused while the beam is on </w:t>
+        <w:t xml:space="preserve"> role — the rig owner, who must be able to bring an instrument up and test it physically. An ordinary operator still cannot fire the laser without a second person signing for a plan. Admin also overrides the beam-on motion interlock, since a shutter that cannot be followed by a move is useless for testing; both are written to the audit log as </w:t>
+      </w:r>
+      <w:r>
+        <w:rPr>
+          <w:rFonts w:ascii="Consolas" w:hAnsi="Consolas"/>
+          <w:b w:val="0"/>
+          <w:i w:val="0"/>
+          <w:color w:val="1E4620"/>
+          <w:sz w:val="19"/>
+        </w:rPr>
+        <w:t>beam_opened_manually</w:t>
+      </w:r>
+      <w:r>
+        <w:rPr>
+          <w:b w:val="0"/>
+          <w:i w:val="0"/>
+          <w:color w:val="222222"/>
+          <w:sz w:val="21"/>
+        </w:rPr>
+        <w:t xml:space="preserve"> and </w:t>
+      </w:r>
+      <w:r>
+        <w:rPr>
+          <w:rFonts w:ascii="Consolas" w:hAnsi="Consolas"/>
+          <w:b w:val="0"/>
+          <w:i w:val="0"/>
+          <w:color w:val="1E4620"/>
+          <w:sz w:val="19"/>
+        </w:rPr>
+        <w:t>interlock_override</w:t>
+      </w:r>
+      <w:r>
+        <w:rPr>
+          <w:b w:val="0"/>
+          <w:i w:val="0"/>
+          <w:color w:val="222222"/>
+          <w:sz w:val="21"/>
+        </w:rPr>
+        <w:t xml:space="preserve">. Admin does </w:t>
+      </w:r>
+      <w:r>
+        <w:rPr>
+          <w:b w:val="0"/>
+          <w:i/>
+          <w:color w:val="222222"/>
+          <w:sz w:val="21"/>
+        </w:rPr>
+        <w:t>not</w:t>
+      </w:r>
+      <w:r>
+        <w:rPr>
+          <w:b w:val="0"/>
+          <w:i w:val="0"/>
+          <w:color w:val="222222"/>
+          <w:sz w:val="21"/>
+        </w:rPr>
+        <w:t xml:space="preserve"> override exclusivity with a running plan — that is a correctness invariant, not a policy.</w:t>
+      </w:r>
+    </w:p>
+    <w:p>
+      <w:r>
+        <w:rPr>
+          <w:b w:val="0"/>
+          <w:i w:val="0"/>
+          <w:color w:val="222222"/>
+          <w:sz w:val="21"/>
+        </w:rPr>
+        <w:t xml:space="preserve">The invariants, each covered by a test: </w:t>
+      </w:r>
+      <w:r>
+        <w:rPr>
+          <w:rFonts w:ascii="Consolas" w:hAnsi="Consolas"/>
+          <w:b w:val="0"/>
+          <w:i w:val="0"/>
+          <w:color w:val="1E4620"/>
+          <w:sz w:val="19"/>
+        </w:rPr>
+        <w:t>expose</w:t>
+      </w:r>
+      <w:r>
+        <w:rPr>
+          <w:b w:val="0"/>
+          <w:i w:val="0"/>
+          <w:color w:val="222222"/>
+          <w:sz w:val="21"/>
+        </w:rPr>
+        <w:t xml:space="preserve"> is admin-gated; motion is refused while the beam is on </w:t>
       </w:r>
       <w:r>
         <w:rPr>
